--- a/t30_s5.docx
+++ b/t30_s5.docx
@@ -3,2168 +3,998 @@
 <w:document xmlns:wpc="http://schemas.microsoft.com/office/word/2010/wordprocessingCanvas" xmlns:mo="http://schemas.microsoft.com/office/mac/office/2008/main" xmlns:mc="http://schemas.openxmlformats.org/markup-compatibility/2006" xmlns:mv="urn:schemas-microsoft-com:mac:vml" xmlns:o="urn:schemas-microsoft-com:office:office" xmlns:r="http://schemas.openxmlformats.org/officeDocument/2006/relationships" xmlns:m="http://schemas.openxmlformats.org/officeDocument/2006/math" xmlns:v="urn:schemas-microsoft-com:vml" xmlns:wp14="http://schemas.microsoft.com/office/word/2010/wordprocessingDrawing" xmlns:wp="http://schemas.openxmlformats.org/drawingml/2006/wordprocessingDrawing" xmlns:w10="urn:schemas-microsoft-com:office:word" xmlns:w="http://schemas.openxmlformats.org/wordprocessingml/2006/main" xmlns:w14="http://schemas.microsoft.com/office/word/2010/wordml" xmlns:wpg="http://schemas.microsoft.com/office/word/2010/wordprocessingGroup" xmlns:wpi="http://schemas.microsoft.com/office/word/2010/wordprocessingInk" xmlns:wne="http://schemas.microsoft.com/office/word/2006/wordml" xmlns:wps="http://schemas.microsoft.com/office/word/2010/wordprocessingShape" mc:Ignorable="w14 wp14">
   <w:body>
     <w:p>
-      <w:pPr>
-        <w:spacing w:after="20" w:before="120"/>
-      </w:pPr>
       <w:r>
-        <w:rPr>
-          <w:b/>
-          <w:sz w:val="22"/>
-        </w:rPr>
-        <w:t>Question: Find the LCM of 12 and 18.</w:t>
+        <w:t xml:space="preserve">Question: The 42nd Amendment of the Indian Constitution is associated with which change?</w:t>
       </w:r>
     </w:p>
     <w:p>
-      <w:pPr>
-        <w:spacing w:after="0" w:before="0"/>
-      </w:pPr>
       <w:r>
-        <w:rPr>
-          <w:b w:val="0"/>
-          <w:sz w:val="22"/>
-        </w:rPr>
-        <w:t>(a) 36</w:t>
+        <w:t xml:space="preserve">(a) Addition of the words "Socialist" and "Secular" to the Preamble</w:t>
       </w:r>
     </w:p>
     <w:p>
-      <w:pPr>
-        <w:spacing w:after="0" w:before="0"/>
-      </w:pPr>
       <w:r>
-        <w:rPr>
-          <w:b w:val="0"/>
-          <w:sz w:val="22"/>
-        </w:rPr>
-        <w:t>(b) 48</w:t>
+        <w:t xml:space="preserve">(b) Abolition of the Rajya Sabha</w:t>
       </w:r>
     </w:p>
     <w:p>
-      <w:pPr>
-        <w:spacing w:after="0" w:before="0"/>
-      </w:pPr>
       <w:r>
-        <w:rPr>
-          <w:b w:val="0"/>
-          <w:sz w:val="22"/>
-        </w:rPr>
-        <w:t>(c) 24</w:t>
+        <w:t xml:space="preserve">(c) Introduction of the Panchayati Raj</w:t>
       </w:r>
     </w:p>
     <w:p>
-      <w:pPr>
-        <w:spacing w:after="0" w:before="0"/>
-      </w:pPr>
       <w:r>
-        <w:rPr>
-          <w:b w:val="0"/>
-          <w:sz w:val="22"/>
-        </w:rPr>
-        <w:t>(d) 54</w:t>
+        <w:t xml:space="preserve">(d) Creation of new states only</w:t>
       </w:r>
     </w:p>
     <w:p>
-      <w:pPr>
-        <w:spacing w:after="0" w:before="40"/>
-      </w:pPr>
       <w:r>
-        <w:rPr>
-          <w:b/>
-          <w:sz w:val="22"/>
-        </w:rPr>
-        <w:t>Answer: a</w:t>
+        <w:t xml:space="preserve">Answer: a</w:t>
       </w:r>
     </w:p>
     <w:p>
-      <w:pPr>
-        <w:spacing w:after="0" w:before="0"/>
-      </w:pPr>
       <w:r>
-        <w:rPr>
-          <w:b w:val="0"/>
-          <w:sz w:val="21"/>
-        </w:rPr>
-        <w:t>Solution: Multiples: 12,24,36,... and 18,36,...; the least common multiple is 36.</w:t>
+        <w:t xml:space="preserve">Solution: The 42nd Amendment (1976) added "Socialist", "Secular" and "Integrity" to the Preamble of the Indian Constitution.</w:t>
       </w:r>
     </w:p>
     <w:p>
-      <w:pPr>
-        <w:spacing w:after="0" w:before="0"/>
-      </w:pPr>
       <w:r>
-        <w:rPr>
-          <w:b w:val="0"/>
-          <w:sz w:val="20"/>
-        </w:rPr>
-        <w:t>Positive Marks: 1</w:t>
+        <w:t xml:space="preserve">Positive Marks: 1</w:t>
       </w:r>
     </w:p>
     <w:p>
-      <w:pPr>
-        <w:spacing w:after="160" w:before="0"/>
-      </w:pPr>
       <w:r>
-        <w:rPr>
-          <w:b w:val="0"/>
-          <w:sz w:val="20"/>
-        </w:rPr>
-        <w:t>Negative Marks: 0.25</w:t>
+        <w:t xml:space="preserve">Negative Marks: 0.25</w:t>
       </w:r>
     </w:p>
     <w:p>
-      <w:pPr>
-        <w:spacing w:after="20" w:before="120"/>
-      </w:pPr>
       <w:r>
-        <w:rPr>
-          <w:b/>
-          <w:sz w:val="22"/>
-        </w:rPr>
-        <w:t>Question: Dog : Puppy :: Cat : ?</w:t>
+        <w:t xml:space="preserve"/>
       </w:r>
     </w:p>
     <w:p>
-      <w:pPr>
-        <w:spacing w:after="0" w:before="0"/>
-      </w:pPr>
       <w:r>
-        <w:rPr>
-          <w:b w:val="0"/>
-          <w:sz w:val="22"/>
-        </w:rPr>
-        <w:t>(a) Cub</w:t>
+        <w:t xml:space="preserve">Question: Which gas is most abundant in the Earth's atmosphere?</w:t>
       </w:r>
     </w:p>
     <w:p>
-      <w:pPr>
-        <w:spacing w:after="0" w:before="0"/>
-      </w:pPr>
       <w:r>
-        <w:rPr>
-          <w:b w:val="0"/>
-          <w:sz w:val="22"/>
-        </w:rPr>
-        <w:t>(b) Chick</w:t>
+        <w:t xml:space="preserve">(a) Nitrogen</w:t>
       </w:r>
     </w:p>
     <w:p>
-      <w:pPr>
-        <w:spacing w:after="0" w:before="0"/>
-      </w:pPr>
       <w:r>
-        <w:rPr>
-          <w:b w:val="0"/>
-          <w:sz w:val="22"/>
-        </w:rPr>
-        <w:t>(c) Calf</w:t>
+        <w:t xml:space="preserve">(b) Oxygen</w:t>
       </w:r>
     </w:p>
     <w:p>
-      <w:pPr>
-        <w:spacing w:after="0" w:before="0"/>
-      </w:pPr>
       <w:r>
-        <w:rPr>
-          <w:b w:val="0"/>
-          <w:sz w:val="22"/>
-        </w:rPr>
-        <w:t>(d) Kitten</w:t>
+        <w:t xml:space="preserve">(c) Carbon dioxide</w:t>
       </w:r>
     </w:p>
     <w:p>
-      <w:pPr>
-        <w:spacing w:after="0" w:before="40"/>
-      </w:pPr>
       <w:r>
-        <w:rPr>
-          <w:b/>
-          <w:sz w:val="22"/>
-        </w:rPr>
-        <w:t>Answer: d</w:t>
+        <w:t xml:space="preserve">(d) Argon</w:t>
       </w:r>
     </w:p>
     <w:p>
-      <w:pPr>
-        <w:spacing w:after="0" w:before="0"/>
-      </w:pPr>
       <w:r>
-        <w:rPr>
-          <w:b w:val="0"/>
-          <w:sz w:val="21"/>
-        </w:rPr>
-        <w:t>Solution: A puppy is a baby dog; a kitten is a baby cat.</w:t>
+        <w:t xml:space="preserve">Answer: a</w:t>
       </w:r>
     </w:p>
     <w:p>
-      <w:pPr>
-        <w:spacing w:after="0" w:before="0"/>
-      </w:pPr>
       <w:r>
-        <w:rPr>
-          <w:b w:val="0"/>
-          <w:sz w:val="20"/>
-        </w:rPr>
-        <w:t>Positive Marks: 1</w:t>
+        <w:t xml:space="preserve">Solution: Nitrogen makes up about 78% of the atmosphere, followed by oxygen at about 21%.</w:t>
       </w:r>
     </w:p>
     <w:p>
-      <w:pPr>
-        <w:spacing w:after="160" w:before="0"/>
-      </w:pPr>
       <w:r>
-        <w:rPr>
-          <w:b w:val="0"/>
-          <w:sz w:val="20"/>
-        </w:rPr>
-        <w:t>Negative Marks: 0.25</w:t>
+        <w:t xml:space="preserve">Positive Marks: 1</w:t>
       </w:r>
     </w:p>
     <w:p>
-      <w:pPr>
-        <w:spacing w:after="20" w:before="120"/>
-      </w:pPr>
       <w:r>
-        <w:rPr>
-          <w:b/>
-          <w:sz w:val="22"/>
-        </w:rPr>
-        <w:t>Question: If A is the brother of B, B is the sister of C, and C is the mother of D, how is A related to D?</w:t>
+        <w:t xml:space="preserve">Negative Marks: 0.25</w:t>
       </w:r>
     </w:p>
     <w:p>
-      <w:pPr>
-        <w:spacing w:after="0" w:before="0"/>
-      </w:pPr>
       <w:r>
-        <w:rPr>
-          <w:b w:val="0"/>
-          <w:sz w:val="22"/>
-        </w:rPr>
-        <w:t>(a) Uncle</w:t>
+        <w:t xml:space="preserve"/>
       </w:r>
     </w:p>
     <w:p>
-      <w:pPr>
-        <w:spacing w:after="0" w:before="0"/>
-      </w:pPr>
       <w:r>
-        <w:rPr>
-          <w:b w:val="0"/>
-          <w:sz w:val="22"/>
-        </w:rPr>
-        <w:t>(b) Brother</w:t>
+        <w:t xml:space="preserve">Question: A train travels 240 km in 3 hours. What is its speed in m/s?</w:t>
       </w:r>
     </w:p>
     <w:p>
-      <w:pPr>
-        <w:spacing w:after="0" w:before="0"/>
-      </w:pPr>
       <w:r>
-        <w:rPr>
-          <w:b w:val="0"/>
-          <w:sz w:val="22"/>
-        </w:rPr>
-        <w:t>(c) Father</w:t>
+        <w:t xml:space="preserve">(a) 22.2 m/s</w:t>
       </w:r>
     </w:p>
     <w:p>
-      <w:pPr>
-        <w:spacing w:after="0" w:before="0"/>
-      </w:pPr>
       <w:r>
-        <w:rPr>
-          <w:b w:val="0"/>
-          <w:sz w:val="22"/>
-        </w:rPr>
-        <w:t>(d) Grandfather</w:t>
+        <w:t xml:space="preserve">(b) 80 m/s</w:t>
       </w:r>
     </w:p>
     <w:p>
-      <w:pPr>
-        <w:spacing w:after="0" w:before="40"/>
-      </w:pPr>
       <w:r>
-        <w:rPr>
-          <w:b/>
-          <w:sz w:val="22"/>
-        </w:rPr>
-        <w:t>Answer: a</w:t>
+        <w:t xml:space="preserve">(c) 20 m/s</w:t>
       </w:r>
     </w:p>
     <w:p>
-      <w:pPr>
-        <w:spacing w:after="0" w:before="0"/>
-      </w:pPr>
       <w:r>
-        <w:rPr>
-          <w:b w:val="0"/>
-          <w:sz w:val="21"/>
-        </w:rPr>
-        <w:t>Solution: A is the sibling of C (D's mother), so A is D's uncle.</w:t>
+        <w:t xml:space="preserve">(d) 24 m/s</w:t>
       </w:r>
     </w:p>
     <w:p>
-      <w:pPr>
-        <w:spacing w:after="0" w:before="0"/>
-      </w:pPr>
       <w:r>
-        <w:rPr>
-          <w:b w:val="0"/>
-          <w:sz w:val="20"/>
-        </w:rPr>
-        <w:t>Positive Marks: 1</w:t>
+        <w:t xml:space="preserve">Answer: a</w:t>
       </w:r>
     </w:p>
     <w:p>
-      <w:pPr>
-        <w:spacing w:after="160" w:before="0"/>
-      </w:pPr>
       <w:r>
-        <w:rPr>
-          <w:b w:val="0"/>
-          <w:sz w:val="20"/>
-        </w:rPr>
-        <w:t>Negative Marks: 0.25</w:t>
+        <w:t xml:space="preserve">Solution: Speed = 240 km ÷ 3 h = 80 km/h = 80 × 5/18 = 22.2 m/s.</w:t>
       </w:r>
     </w:p>
     <w:p>
-      <w:pPr>
-        <w:spacing w:after="20" w:before="120"/>
-      </w:pPr>
       <w:r>
-        <w:rPr>
-          <w:b/>
-          <w:sz w:val="22"/>
-        </w:rPr>
-        <w:t>Question: X is the father of Y, Y is the sister of Z, and W is the mother of Z. How is X related to W?</w:t>
+        <w:t xml:space="preserve">Positive Marks: 1</w:t>
       </w:r>
     </w:p>
     <w:p>
-      <w:pPr>
-        <w:spacing w:after="0" w:before="0"/>
-      </w:pPr>
       <w:r>
-        <w:rPr>
-          <w:b w:val="0"/>
-          <w:sz w:val="22"/>
-        </w:rPr>
-        <w:t>(a) Brother</w:t>
+        <w:t xml:space="preserve">Negative Marks: 0.25</w:t>
       </w:r>
     </w:p>
     <w:p>
-      <w:pPr>
-        <w:spacing w:after="0" w:before="0"/>
-      </w:pPr>
       <w:r>
-        <w:rPr>
-          <w:b w:val="0"/>
-          <w:sz w:val="22"/>
-        </w:rPr>
-        <w:t>(b) Husband</w:t>
+        <w:t xml:space="preserve"/>
       </w:r>
     </w:p>
     <w:p>
-      <w:pPr>
-        <w:spacing w:after="0" w:before="0"/>
-      </w:pPr>
       <w:r>
-        <w:rPr>
-          <w:b w:val="0"/>
-          <w:sz w:val="22"/>
-        </w:rPr>
-        <w:t>(c) Father</w:t>
+        <w:t xml:space="preserve">Question: Which of the following is the study of the universe?</w:t>
       </w:r>
     </w:p>
     <w:p>
-      <w:pPr>
-        <w:spacing w:after="0" w:before="0"/>
-      </w:pPr>
       <w:r>
-        <w:rPr>
-          <w:b w:val="0"/>
-          <w:sz w:val="22"/>
-        </w:rPr>
-        <w:t>(d) Son</w:t>
+        <w:t xml:space="preserve">(a) Astronomy</w:t>
       </w:r>
     </w:p>
     <w:p>
-      <w:pPr>
-        <w:spacing w:after="0" w:before="40"/>
-      </w:pPr>
       <w:r>
-        <w:rPr>
-          <w:b/>
-          <w:sz w:val="22"/>
-        </w:rPr>
-        <w:t>Answer: b</w:t>
+        <w:t xml:space="preserve">(b) Geology</w:t>
       </w:r>
     </w:p>
     <w:p>
-      <w:pPr>
-        <w:spacing w:after="0" w:before="0"/>
-      </w:pPr>
       <w:r>
-        <w:rPr>
-          <w:b w:val="0"/>
-          <w:sz w:val="21"/>
-        </w:rPr>
-        <w:t>Solution: Y and Z are siblings; W is their mother and X their father, so X is W's husband.</w:t>
+        <w:t xml:space="preserve">(c) Biology</w:t>
       </w:r>
     </w:p>
     <w:p>
-      <w:pPr>
-        <w:spacing w:after="0" w:before="0"/>
-      </w:pPr>
       <w:r>
-        <w:rPr>
-          <w:b w:val="0"/>
-          <w:sz w:val="20"/>
-        </w:rPr>
-        <w:t>Positive Marks: 1</w:t>
+        <w:t xml:space="preserve">(d) Meteorology</w:t>
       </w:r>
     </w:p>
     <w:p>
-      <w:pPr>
-        <w:spacing w:after="160" w:before="0"/>
-      </w:pPr>
       <w:r>
-        <w:rPr>
-          <w:b w:val="0"/>
-          <w:sz w:val="20"/>
-        </w:rPr>
-        <w:t>Negative Marks: 0.25</w:t>
+        <w:t xml:space="preserve">Answer: a</w:t>
       </w:r>
     </w:p>
     <w:p>
-      <w:pPr>
-        <w:spacing w:after="20" w:before="120"/>
-      </w:pPr>
       <w:r>
-        <w:rPr>
-          <w:b/>
-          <w:sz w:val="22"/>
-        </w:rPr>
-        <w:t>Question: If 'CAT' is coded as '3120', how is 'DOG' coded?</w:t>
+        <w:t xml:space="preserve">Solution: Astronomy is the scientific study of celestial objects, space, and the universe. Geology studies the Earth, biology studies life, and meteorology studies weather.</w:t>
       </w:r>
     </w:p>
     <w:p>
-      <w:pPr>
-        <w:spacing w:after="0" w:before="0"/>
-      </w:pPr>
       <w:r>
-        <w:rPr>
-          <w:b w:val="0"/>
-          <w:sz w:val="22"/>
-        </w:rPr>
-        <w:t>(a) 4157</w:t>
+        <w:t xml:space="preserve">Positive Marks: 1</w:t>
       </w:r>
     </w:p>
     <w:p>
-      <w:pPr>
-        <w:spacing w:after="0" w:before="0"/>
-      </w:pPr>
       <w:r>
-        <w:rPr>
-          <w:b w:val="0"/>
-          <w:sz w:val="22"/>
-        </w:rPr>
-        <w:t>(b) 3157</w:t>
+        <w:t xml:space="preserve">Negative Marks: 0.25</w:t>
       </w:r>
     </w:p>
     <w:p>
-      <w:pPr>
-        <w:spacing w:after="0" w:before="0"/>
-      </w:pPr>
       <w:r>
-        <w:rPr>
-          <w:b w:val="0"/>
-          <w:sz w:val="22"/>
-        </w:rPr>
-        <w:t>(c) 4158</w:t>
+        <w:t xml:space="preserve"/>
       </w:r>
     </w:p>
     <w:p>
-      <w:pPr>
-        <w:spacing w:after="0" w:before="0"/>
-      </w:pPr>
       <w:r>
-        <w:rPr>
-          <w:b w:val="0"/>
-          <w:sz w:val="22"/>
-        </w:rPr>
-        <w:t>(d) 4167</w:t>
+        <w:t xml:space="preserve">Question: In a certain language, "India" is coded as "JPEJC". How is "China" coded in that language?</w:t>
       </w:r>
     </w:p>
     <w:p>
-      <w:pPr>
-        <w:spacing w:after="0" w:before="40"/>
-      </w:pPr>
       <w:r>
-        <w:rPr>
-          <w:b/>
-          <w:sz w:val="22"/>
-        </w:rPr>
-        <w:t>Answer: a</w:t>
+        <w:t xml:space="preserve">(a) DIJOB</w:t>
       </w:r>
     </w:p>
     <w:p>
-      <w:pPr>
-        <w:spacing w:after="0" w:before="0"/>
-      </w:pPr>
       <w:r>
-        <w:rPr>
-          <w:b w:val="0"/>
-          <w:sz w:val="21"/>
-        </w:rPr>
-        <w:t>Solution: Letters are replaced by their positions: D=4, O=15, G=7 → 4157.</w:t>
+        <w:t xml:space="preserve">(b) DIJOC</w:t>
       </w:r>
     </w:p>
     <w:p>
-      <w:pPr>
-        <w:spacing w:after="0" w:before="0"/>
-      </w:pPr>
       <w:r>
-        <w:rPr>
-          <w:b w:val="0"/>
-          <w:sz w:val="20"/>
-        </w:rPr>
-        <w:t>Positive Marks: 1</w:t>
+        <w:t xml:space="preserve">(c) CIJOB</w:t>
       </w:r>
     </w:p>
     <w:p>
-      <w:pPr>
-        <w:spacing w:after="160" w:before="0"/>
-      </w:pPr>
       <w:r>
-        <w:rPr>
-          <w:b w:val="0"/>
-          <w:sz w:val="20"/>
-        </w:rPr>
-        <w:t>Negative Marks: 0.25</w:t>
+        <w:t xml:space="preserve">(d) DJIOB</w:t>
       </w:r>
     </w:p>
     <w:p>
-      <w:pPr>
-        <w:spacing w:after="20" w:before="120"/>
-      </w:pPr>
       <w:r>
-        <w:rPr>
-          <w:b/>
-          <w:sz w:val="22"/>
-        </w:rPr>
-        <w:t>Question: Which is the largest state of India by area?</w:t>
+        <w:t xml:space="preserve">Answer: a</w:t>
       </w:r>
     </w:p>
     <w:p>
-      <w:pPr>
-        <w:spacing w:after="0" w:before="0"/>
-      </w:pPr>
       <w:r>
-        <w:rPr>
-          <w:b w:val="0"/>
-          <w:sz w:val="22"/>
-        </w:rPr>
-        <w:t>(a) Madhya Pradesh</w:t>
+        <w:t xml:space="preserve">Solution: Each letter shifts +1: C→D, H→I, I→J, N→O, A→B, giving DIJOB.</w:t>
       </w:r>
     </w:p>
     <w:p>
-      <w:pPr>
-        <w:spacing w:after="0" w:before="0"/>
-      </w:pPr>
       <w:r>
-        <w:rPr>
-          <w:b w:val="0"/>
-          <w:sz w:val="22"/>
-        </w:rPr>
-        <w:t>(b) Uttar Pradesh</w:t>
+        <w:t xml:space="preserve">Positive Marks: 1</w:t>
       </w:r>
     </w:p>
     <w:p>
-      <w:pPr>
-        <w:spacing w:after="0" w:before="0"/>
-      </w:pPr>
       <w:r>
-        <w:rPr>
-          <w:b w:val="0"/>
-          <w:sz w:val="22"/>
-        </w:rPr>
-        <w:t>(c) Rajasthan</w:t>
+        <w:t xml:space="preserve">Negative Marks: 0.25</w:t>
       </w:r>
     </w:p>
     <w:p>
-      <w:pPr>
-        <w:spacing w:after="0" w:before="0"/>
-      </w:pPr>
       <w:r>
-        <w:rPr>
-          <w:b w:val="0"/>
-          <w:sz w:val="22"/>
-        </w:rPr>
-        <w:t>(d) Maharashtra</w:t>
+        <w:t xml:space="preserve"/>
       </w:r>
     </w:p>
     <w:p>
-      <w:pPr>
-        <w:spacing w:after="0" w:before="40"/>
-      </w:pPr>
       <w:r>
-        <w:rPr>
-          <w:b/>
-          <w:sz w:val="22"/>
-        </w:rPr>
-        <w:t>Answer: c</w:t>
+        <w:t xml:space="preserve">Question: What is the function of the "Ctrl + P" shortcut?</w:t>
       </w:r>
     </w:p>
     <w:p>
-      <w:pPr>
-        <w:spacing w:after="0" w:before="0"/>
-      </w:pPr>
       <w:r>
-        <w:rPr>
-          <w:b w:val="0"/>
-          <w:sz w:val="21"/>
-        </w:rPr>
-        <w:t>Solution: Rajasthan is the largest state of India by area (about 342,239 sq km); Uttar Pradesh has the largest population.</w:t>
+        <w:t xml:space="preserve">(a) Print the current document</w:t>
       </w:r>
     </w:p>
     <w:p>
-      <w:pPr>
-        <w:spacing w:after="0" w:before="0"/>
-      </w:pPr>
       <w:r>
-        <w:rPr>
-          <w:b w:val="0"/>
-          <w:sz w:val="20"/>
-        </w:rPr>
-        <w:t>Positive Marks: 1</w:t>
+        <w:t xml:space="preserve">(b) Paste the clipboard</w:t>
       </w:r>
     </w:p>
     <w:p>
-      <w:pPr>
-        <w:spacing w:after="160" w:before="0"/>
-      </w:pPr>
       <w:r>
-        <w:rPr>
-          <w:b w:val="0"/>
-          <w:sz w:val="20"/>
-        </w:rPr>
-        <w:t>Negative Marks: 0.25</w:t>
+        <w:t xml:space="preserve">(c) Open a new window</w:t>
       </w:r>
     </w:p>
     <w:p>
-      <w:pPr>
-        <w:spacing w:after="20" w:before="120"/>
-      </w:pPr>
       <w:r>
-        <w:rPr>
-          <w:b/>
-          <w:sz w:val="22"/>
-        </w:rPr>
-        <w:t>Question: A train travels 60 km in 45 minutes. What is its speed in km/hour?</w:t>
+        <w:t xml:space="preserve">(d) Save the file</w:t>
       </w:r>
     </w:p>
     <w:p>
-      <w:pPr>
-        <w:spacing w:after="0" w:before="0"/>
-      </w:pPr>
       <w:r>
-        <w:rPr>
-          <w:b w:val="0"/>
-          <w:sz w:val="22"/>
-        </w:rPr>
-        <w:t>(a) 80 km/hr</w:t>
+        <w:t xml:space="preserve">Answer: a</w:t>
       </w:r>
     </w:p>
     <w:p>
-      <w:pPr>
-        <w:spacing w:after="0" w:before="0"/>
-      </w:pPr>
       <w:r>
-        <w:rPr>
-          <w:b w:val="0"/>
-          <w:sz w:val="22"/>
-        </w:rPr>
-        <w:t>(b) 90 km/hr</w:t>
+        <w:t xml:space="preserve">Solution: Ctrl + P opens the print dialog. Ctrl + V pastes, Ctrl + N opens a new window, and Ctrl + S saves.</w:t>
       </w:r>
     </w:p>
     <w:p>
-      <w:pPr>
-        <w:spacing w:after="0" w:before="0"/>
-      </w:pPr>
       <w:r>
-        <w:rPr>
-          <w:b w:val="0"/>
-          <w:sz w:val="22"/>
-        </w:rPr>
-        <w:t>(c) 75 km/hr</w:t>
+        <w:t xml:space="preserve">Positive Marks: 1</w:t>
       </w:r>
     </w:p>
     <w:p>
-      <w:pPr>
-        <w:spacing w:after="0" w:before="0"/>
-      </w:pPr>
       <w:r>
-        <w:rPr>
-          <w:b w:val="0"/>
-          <w:sz w:val="22"/>
-        </w:rPr>
-        <w:t>(d) 60 km/hr</w:t>
+        <w:t xml:space="preserve">Negative Marks: 0.25</w:t>
       </w:r>
     </w:p>
     <w:p>
-      <w:pPr>
-        <w:spacing w:after="0" w:before="40"/>
-      </w:pPr>
       <w:r>
-        <w:rPr>
-          <w:b/>
-          <w:sz w:val="22"/>
-        </w:rPr>
-        <w:t>Answer: a</w:t>
+        <w:t xml:space="preserve"/>
       </w:r>
     </w:p>
     <w:p>
-      <w:pPr>
-        <w:spacing w:after="0" w:before="0"/>
-      </w:pPr>
       <w:r>
-        <w:rPr>
-          <w:b w:val="0"/>
-          <w:sz w:val="21"/>
-        </w:rPr>
-        <w:t>Solution: Speed = distance ÷ time = 60 km ÷ 0.75 hr = 80 km/hr.</w:t>
+        <w:t xml:space="preserve">Question: Which Indian state is known as the "Land of Five Rivers"?</w:t>
       </w:r>
     </w:p>
     <w:p>
-      <w:pPr>
-        <w:spacing w:after="0" w:before="0"/>
-      </w:pPr>
       <w:r>
-        <w:rPr>
-          <w:b w:val="0"/>
-          <w:sz w:val="20"/>
-        </w:rPr>
-        <w:t>Positive Marks: 1</w:t>
+        <w:t xml:space="preserve">(a) Punjab</w:t>
       </w:r>
     </w:p>
     <w:p>
-      <w:pPr>
-        <w:spacing w:after="160" w:before="0"/>
-      </w:pPr>
       <w:r>
-        <w:rPr>
-          <w:b w:val="0"/>
-          <w:sz w:val="20"/>
-        </w:rPr>
-        <w:t>Negative Marks: 0.25</w:t>
+        <w:t xml:space="preserve">(b) Haryana</w:t>
       </w:r>
     </w:p>
     <w:p>
-      <w:pPr>
-        <w:spacing w:after="20" w:before="120"/>
-      </w:pPr>
       <w:r>
-        <w:rPr>
-          <w:b/>
-          <w:sz w:val="22"/>
-        </w:rPr>
-        <w:t>Question: The largest ocean in the world is:</w:t>
+        <w:t xml:space="preserve">(c) Uttar Pradesh</w:t>
       </w:r>
     </w:p>
     <w:p>
-      <w:pPr>
-        <w:spacing w:after="0" w:before="0"/>
-      </w:pPr>
       <w:r>
-        <w:rPr>
-          <w:b w:val="0"/>
-          <w:sz w:val="22"/>
-        </w:rPr>
-        <w:t>(a) Atlantic Ocean</w:t>
+        <w:t xml:space="preserve">(d) Rajasthan</w:t>
       </w:r>
     </w:p>
     <w:p>
-      <w:pPr>
-        <w:spacing w:after="0" w:before="0"/>
-      </w:pPr>
       <w:r>
-        <w:rPr>
-          <w:b w:val="0"/>
-          <w:sz w:val="22"/>
-        </w:rPr>
-        <w:t>(b) Pacific Ocean</w:t>
+        <w:t xml:space="preserve">Answer: a</w:t>
       </w:r>
     </w:p>
     <w:p>
-      <w:pPr>
-        <w:spacing w:after="0" w:before="0"/>
-      </w:pPr>
       <w:r>
-        <w:rPr>
-          <w:b w:val="0"/>
-          <w:sz w:val="22"/>
-        </w:rPr>
-        <w:t>(c) Arctic Ocean</w:t>
+        <w:t xml:space="preserve">Solution: Punjab means "land of five rivers" — the Sutlej, Beas, Ravi, Chenab, and Jhelum.</w:t>
       </w:r>
     </w:p>
     <w:p>
-      <w:pPr>
-        <w:spacing w:after="0" w:before="0"/>
-      </w:pPr>
       <w:r>
-        <w:rPr>
-          <w:b w:val="0"/>
-          <w:sz w:val="22"/>
-        </w:rPr>
-        <w:t>(d) Indian Ocean</w:t>
+        <w:t xml:space="preserve">Positive Marks: 1</w:t>
       </w:r>
     </w:p>
     <w:p>
-      <w:pPr>
-        <w:spacing w:after="0" w:before="40"/>
-      </w:pPr>
       <w:r>
-        <w:rPr>
-          <w:b/>
-          <w:sz w:val="22"/>
-        </w:rPr>
-        <w:t>Answer: b</w:t>
+        <w:t xml:space="preserve">Negative Marks: 0.25</w:t>
       </w:r>
     </w:p>
     <w:p>
-      <w:pPr>
-        <w:spacing w:after="0" w:before="0"/>
-      </w:pPr>
       <w:r>
-        <w:rPr>
-          <w:b w:val="0"/>
-          <w:sz w:val="21"/>
-        </w:rPr>
-        <w:t>Solution: The Pacific Ocean is the largest and deepest ocean, covering about one-third of the Earth's surface.</w:t>
+        <w:t xml:space="preserve"/>
       </w:r>
     </w:p>
     <w:p>
-      <w:pPr>
-        <w:spacing w:after="0" w:before="0"/>
-      </w:pPr>
       <w:r>
-        <w:rPr>
-          <w:b w:val="0"/>
-          <w:sz w:val="20"/>
-        </w:rPr>
-        <w:t>Positive Marks: 1</w:t>
+        <w:t xml:space="preserve">Question: Find the next number in the series: 3, 9, 27, 81, ?</w:t>
       </w:r>
     </w:p>
     <w:p>
-      <w:pPr>
-        <w:spacing w:after="160" w:before="0"/>
-      </w:pPr>
       <w:r>
-        <w:rPr>
-          <w:b w:val="0"/>
-          <w:sz w:val="20"/>
-        </w:rPr>
-        <w:t>Negative Marks: 0.25</w:t>
+        <w:t xml:space="preserve">(a) 243</w:t>
       </w:r>
     </w:p>
     <w:p>
-      <w:pPr>
-        <w:spacing w:after="20" w:before="120"/>
-      </w:pPr>
       <w:r>
-        <w:rPr>
-          <w:b/>
-          <w:sz w:val="22"/>
-        </w:rPr>
-        <w:t>Question: If the ratio of boys to girls in a class is 3:2 and there are 30 boys, how many girls are there?</w:t>
+        <w:t xml:space="preserve">(b) 162</w:t>
       </w:r>
     </w:p>
     <w:p>
-      <w:pPr>
-        <w:spacing w:after="0" w:before="0"/>
-      </w:pPr>
       <w:r>
-        <w:rPr>
-          <w:b w:val="0"/>
-          <w:sz w:val="22"/>
-        </w:rPr>
-        <w:t>(a) 15</w:t>
+        <w:t xml:space="preserve">(c) 108</w:t>
       </w:r>
     </w:p>
     <w:p>
-      <w:pPr>
-        <w:spacing w:after="0" w:before="0"/>
-      </w:pPr>
       <w:r>
-        <w:rPr>
-          <w:b w:val="0"/>
-          <w:sz w:val="22"/>
-        </w:rPr>
-        <w:t>(b) 25</w:t>
+        <w:t xml:space="preserve">(d) 324</w:t>
       </w:r>
     </w:p>
     <w:p>
-      <w:pPr>
-        <w:spacing w:after="0" w:before="0"/>
-      </w:pPr>
       <w:r>
-        <w:rPr>
-          <w:b w:val="0"/>
-          <w:sz w:val="22"/>
-        </w:rPr>
-        <w:t>(c) 20</w:t>
+        <w:t xml:space="preserve">Answer: a</w:t>
       </w:r>
     </w:p>
     <w:p>
-      <w:pPr>
-        <w:spacing w:after="0" w:before="0"/>
-      </w:pPr>
       <w:r>
-        <w:rPr>
-          <w:b w:val="0"/>
-          <w:sz w:val="22"/>
-        </w:rPr>
-        <w:t>(d) 18</w:t>
+        <w:t xml:space="preserve">Solution: Each term is multiplied by 3: 81 × 3 = 243.</w:t>
       </w:r>
     </w:p>
     <w:p>
-      <w:pPr>
-        <w:spacing w:after="0" w:before="40"/>
-      </w:pPr>
       <w:r>
-        <w:rPr>
-          <w:b/>
-          <w:sz w:val="22"/>
-        </w:rPr>
-        <w:t>Answer: c</w:t>
+        <w:t xml:space="preserve">Positive Marks: 1</w:t>
       </w:r>
     </w:p>
     <w:p>
-      <w:pPr>
-        <w:spacing w:after="0" w:before="0"/>
-      </w:pPr>
       <w:r>
-        <w:rPr>
-          <w:b w:val="0"/>
-          <w:sz w:val="21"/>
-        </w:rPr>
-        <w:t>Solution: 3 parts = 30, so 1 part = 10; girls = 2 parts = 20.</w:t>
+        <w:t xml:space="preserve">Negative Marks: 0.25</w:t>
       </w:r>
     </w:p>
     <w:p>
-      <w:pPr>
-        <w:spacing w:after="0" w:before="0"/>
-      </w:pPr>
       <w:r>
-        <w:rPr>
-          <w:b w:val="0"/>
-          <w:sz w:val="20"/>
-        </w:rPr>
-        <w:t>Positive Marks: 1</w:t>
+        <w:t xml:space="preserve"/>
       </w:r>
     </w:p>
     <w:p>
-      <w:pPr>
-        <w:spacing w:after="160" w:before="0"/>
-      </w:pPr>
       <w:r>
-        <w:rPr>
-          <w:b w:val="0"/>
-          <w:sz w:val="20"/>
-        </w:rPr>
-        <w:t>Negative Marks: 0.25</w:t>
+        <w:t xml:space="preserve">Question: The largest ocean in the world is:</w:t>
       </w:r>
     </w:p>
     <w:p>
-      <w:pPr>
-        <w:spacing w:after="20" w:before="120"/>
-      </w:pPr>
       <w:r>
-        <w:rPr>
-          <w:b/>
-          <w:sz w:val="22"/>
-        </w:rPr>
-        <w:t>Question: The average of 5 numbers is 20. If one number is removed, the average becomes 18. What is the removed number?</w:t>
+        <w:t xml:space="preserve">(a) Pacific Ocean</w:t>
       </w:r>
     </w:p>
     <w:p>
-      <w:pPr>
-        <w:spacing w:after="0" w:before="0"/>
-      </w:pPr>
       <w:r>
-        <w:rPr>
-          <w:b w:val="0"/>
-          <w:sz w:val="22"/>
-        </w:rPr>
-        <w:t>(a) 22</w:t>
+        <w:t xml:space="preserve">(b) Atlantic Ocean</w:t>
       </w:r>
     </w:p>
     <w:p>
-      <w:pPr>
-        <w:spacing w:after="0" w:before="0"/>
-      </w:pPr>
       <w:r>
-        <w:rPr>
-          <w:b w:val="0"/>
-          <w:sz w:val="22"/>
-        </w:rPr>
-        <w:t>(b) 26</w:t>
+        <w:t xml:space="preserve">(c) Indian Ocean</w:t>
       </w:r>
     </w:p>
     <w:p>
-      <w:pPr>
-        <w:spacing w:after="0" w:before="0"/>
-      </w:pPr>
       <w:r>
-        <w:rPr>
-          <w:b w:val="0"/>
-          <w:sz w:val="22"/>
-        </w:rPr>
-        <w:t>(c) 24</w:t>
+        <w:t xml:space="preserve">(d) Arctic Ocean</w:t>
       </w:r>
     </w:p>
     <w:p>
-      <w:pPr>
-        <w:spacing w:after="0" w:before="0"/>
-      </w:pPr>
       <w:r>
-        <w:rPr>
-          <w:b w:val="0"/>
-          <w:sz w:val="22"/>
-        </w:rPr>
-        <w:t>(d) 28</w:t>
+        <w:t xml:space="preserve">Answer: a</w:t>
       </w:r>
     </w:p>
     <w:p>
-      <w:pPr>
-        <w:spacing w:after="0" w:before="40"/>
-      </w:pPr>
       <w:r>
-        <w:rPr>
-          <w:b/>
-          <w:sz w:val="22"/>
-        </w:rPr>
-        <w:t>Answer: d</w:t>
+        <w:t xml:space="preserve">Solution: The Pacific Ocean is the largest and deepest of the world's oceans, covering about one-third of the Earth's surface.</w:t>
       </w:r>
     </w:p>
     <w:p>
-      <w:pPr>
-        <w:spacing w:after="0" w:before="0"/>
-      </w:pPr>
       <w:r>
-        <w:rPr>
-          <w:b w:val="0"/>
-          <w:sz w:val="21"/>
-        </w:rPr>
-        <w:t>Solution: Sum of 5 numbers = 100; sum of remaining 4 = 72; removed number = 100 − 72 = 28.</w:t>
+        <w:t xml:space="preserve">Positive Marks: 1</w:t>
       </w:r>
     </w:p>
     <w:p>
-      <w:pPr>
-        <w:spacing w:after="0" w:before="0"/>
-      </w:pPr>
       <w:r>
-        <w:rPr>
-          <w:b w:val="0"/>
-          <w:sz w:val="20"/>
-        </w:rPr>
-        <w:t>Positive Marks: 1</w:t>
+        <w:t xml:space="preserve">Negative Marks: 0.25</w:t>
       </w:r>
     </w:p>
     <w:p>
-      <w:pPr>
-        <w:spacing w:after="160" w:before="0"/>
-      </w:pPr>
       <w:r>
-        <w:rPr>
-          <w:b w:val="0"/>
-          <w:sz w:val="20"/>
-        </w:rPr>
-        <w:t>Negative Marks: 0.25</w:t>
+        <w:t xml:space="preserve"/>
       </w:r>
     </w:p>
     <w:p>
-      <w:pPr>
-        <w:spacing w:after="20" w:before="120"/>
-      </w:pPr>
       <w:r>
-        <w:rPr>
-          <w:b/>
-          <w:sz w:val="22"/>
-        </w:rPr>
-        <w:t>Question: If 'PENCIL' is coded as 'QFO DJM', how is 'PAPER' coded?</w:t>
+        <w:t xml:space="preserve">Question: Which of the following is an example of volatile memory?</w:t>
       </w:r>
     </w:p>
     <w:p>
-      <w:pPr>
-        <w:spacing w:after="0" w:before="0"/>
-      </w:pPr>
       <w:r>
-        <w:rPr>
-          <w:b w:val="0"/>
-          <w:sz w:val="22"/>
-        </w:rPr>
-        <w:t>(a) PBQFS</w:t>
+        <w:t xml:space="preserve">(a) RAM</w:t>
       </w:r>
     </w:p>
     <w:p>
-      <w:pPr>
-        <w:spacing w:after="0" w:before="0"/>
-      </w:pPr>
       <w:r>
-        <w:rPr>
-          <w:b w:val="0"/>
-          <w:sz w:val="22"/>
-        </w:rPr>
-        <w:t>(b) QBQFS</w:t>
+        <w:t xml:space="preserve">(b) ROM</w:t>
       </w:r>
     </w:p>
     <w:p>
-      <w:pPr>
-        <w:spacing w:after="0" w:before="0"/>
-      </w:pPr>
       <w:r>
-        <w:rPr>
-          <w:b w:val="0"/>
-          <w:sz w:val="22"/>
-        </w:rPr>
-        <w:t>(c) QBQFT</w:t>
+        <w:t xml:space="preserve">(c) Hard disk</w:t>
       </w:r>
     </w:p>
     <w:p>
-      <w:pPr>
-        <w:spacing w:after="0" w:before="0"/>
-      </w:pPr>
       <w:r>
-        <w:rPr>
-          <w:b w:val="0"/>
-          <w:sz w:val="22"/>
-        </w:rPr>
-        <w:t>(d) QBRFS</w:t>
+        <w:t xml:space="preserve">(d) USB flash drive</w:t>
       </w:r>
     </w:p>
     <w:p>
-      <w:pPr>
-        <w:spacing w:after="0" w:before="40"/>
-      </w:pPr>
       <w:r>
-        <w:rPr>
-          <w:b/>
-          <w:sz w:val="22"/>
-        </w:rPr>
-        <w:t>Answer: b</w:t>
+        <w:t xml:space="preserve">Answer: a</w:t>
       </w:r>
     </w:p>
     <w:p>
-      <w:pPr>
-        <w:spacing w:after="0" w:before="0"/>
-      </w:pPr>
       <w:r>
-        <w:rPr>
-          <w:b w:val="0"/>
-          <w:sz w:val="21"/>
-        </w:rPr>
-        <w:t>Solution: Each letter moves one step forward: PAPER → QBQFS.</w:t>
+        <w:t xml:space="preserve">Solution: RAM is volatile memory — its contents are lost when power is off. ROM, hard disks, and USB drives retain data without power.</w:t>
       </w:r>
     </w:p>
     <w:p>
-      <w:pPr>
-        <w:spacing w:after="0" w:before="0"/>
-      </w:pPr>
       <w:r>
-        <w:rPr>
-          <w:b w:val="0"/>
-          <w:sz w:val="20"/>
-        </w:rPr>
-        <w:t>Positive Marks: 1</w:t>
+        <w:t xml:space="preserve">Positive Marks: 1</w:t>
       </w:r>
     </w:p>
     <w:p>
-      <w:pPr>
-        <w:spacing w:after="160" w:before="0"/>
-      </w:pPr>
       <w:r>
-        <w:rPr>
-          <w:b w:val="0"/>
-          <w:sz w:val="20"/>
-        </w:rPr>
-        <w:t>Negative Marks: 0.25</w:t>
+        <w:t xml:space="preserve">Negative Marks: 0.25</w:t>
       </w:r>
     </w:p>
     <w:p>
-      <w:pPr>
-        <w:spacing w:after="20" w:before="120"/>
-      </w:pPr>
       <w:r>
-        <w:rPr>
-          <w:b/>
-          <w:sz w:val="22"/>
-        </w:rPr>
-        <w:t>Question: The Rowlatt Act of 1919 empowered the government to:</w:t>
+        <w:t xml:space="preserve">Question: The Khilji dynasty was founded by:</w:t>
       </w:r>
     </w:p>
     <w:p>
-      <w:pPr>
-        <w:spacing w:after="0" w:before="0"/>
-      </w:pPr>
       <w:r>
-        <w:rPr>
-          <w:b w:val="0"/>
-          <w:sz w:val="22"/>
-        </w:rPr>
-        <w:t>(a) Abolish the zamindari system</w:t>
+        <w:t xml:space="preserve">(a) Jalal-ud-din Khilji</w:t>
       </w:r>
     </w:p>
     <w:p>
-      <w:pPr>
-        <w:spacing w:after="0" w:before="0"/>
-      </w:pPr>
       <w:r>
-        <w:rPr>
-          <w:b w:val="0"/>
-          <w:sz w:val="22"/>
-        </w:rPr>
-        <w:t>(b) Imprison people without trial</w:t>
+        <w:t xml:space="preserve">(b) Alauddin Khilji</w:t>
       </w:r>
     </w:p>
     <w:p>
-      <w:pPr>
-        <w:spacing w:after="0" w:before="0"/>
-      </w:pPr>
       <w:r>
-        <w:rPr>
-          <w:b w:val="0"/>
-          <w:sz w:val="22"/>
-        </w:rPr>
-        <w:t>(c) Introduce income tax</w:t>
+        <w:t xml:space="preserve">(c) Qutb-ud-din Aibak</w:t>
       </w:r>
     </w:p>
     <w:p>
-      <w:pPr>
-        <w:spacing w:after="0" w:before="0"/>
-      </w:pPr>
       <w:r>
-        <w:rPr>
-          <w:b w:val="0"/>
-          <w:sz w:val="22"/>
-        </w:rPr>
-        <w:t>(d) Divide Bengal</w:t>
+        <w:t xml:space="preserve">(d) Babur</w:t>
       </w:r>
     </w:p>
     <w:p>
-      <w:pPr>
-        <w:spacing w:after="0" w:before="40"/>
-      </w:pPr>
       <w:r>
-        <w:rPr>
-          <w:b/>
-          <w:sz w:val="22"/>
-        </w:rPr>
-        <w:t>Answer: b</w:t>
+        <w:t xml:space="preserve">Answer: a</w:t>
       </w:r>
     </w:p>
     <w:p>
-      <w:pPr>
-        <w:spacing w:after="0" w:before="0"/>
-      </w:pPr>
       <w:r>
-        <w:rPr>
-          <w:b w:val="0"/>
-          <w:sz w:val="21"/>
-        </w:rPr>
-        <w:t>Solution: The Rowlatt Act allowed detention of suspects without trial, which led to nationwide protests and the Jallianwala Bagh tragedy.</w:t>
+        <w:t xml:space="preserve">Solution: Jalal-ud-din Khilji founded the Khilji dynasty in 1290. His nephew Alauddin Khilji was the most powerful ruler of the dynasty.</w:t>
       </w:r>
     </w:p>
     <w:p>
-      <w:pPr>
-        <w:spacing w:after="0" w:before="0"/>
-      </w:pPr>
       <w:r>
-        <w:rPr>
-          <w:b w:val="0"/>
-          <w:sz w:val="20"/>
-        </w:rPr>
-        <w:t>Positive Marks: 1</w:t>
+        <w:t xml:space="preserve">Positive Marks: 1</w:t>
       </w:r>
     </w:p>
     <w:p>
-      <w:pPr>
-        <w:spacing w:after="160" w:before="0"/>
-      </w:pPr>
       <w:r>
-        <w:rPr>
-          <w:b w:val="0"/>
-          <w:sz w:val="20"/>
-        </w:rPr>
-        <w:t>Negative Marks: 0.25</w:t>
+        <w:t xml:space="preserve">Negative Marks: 0.25</w:t>
       </w:r>
     </w:p>
     <w:p>
-      <w:pPr>
-        <w:spacing w:after="20" w:before="120"/>
-      </w:pPr>
       <w:r>
-        <w:rPr>
-          <w:b/>
-          <w:sz w:val="22"/>
-        </w:rPr>
-        <w:t>Question: The headquarters of UNICEF is in:</w:t>
+        <w:t xml:space="preserve"/>
       </w:r>
     </w:p>
     <w:p>
-      <w:pPr>
-        <w:spacing w:after="0" w:before="0"/>
-      </w:pPr>
       <w:r>
-        <w:rPr>
-          <w:b w:val="0"/>
-          <w:sz w:val="22"/>
-        </w:rPr>
-        <w:t>(a) Paris</w:t>
+        <w:t xml:space="preserve">Question: If the ratio of boys to girls in a class is 3:2 and there are 45 students, how many girls are there?</w:t>
       </w:r>
     </w:p>
     <w:p>
-      <w:pPr>
-        <w:spacing w:after="0" w:before="0"/>
-      </w:pPr>
       <w:r>
-        <w:rPr>
-          <w:b w:val="0"/>
-          <w:sz w:val="22"/>
-        </w:rPr>
-        <w:t>(b) Vienna</w:t>
+        <w:t xml:space="preserve">(a) 18</w:t>
       </w:r>
     </w:p>
     <w:p>
-      <w:pPr>
-        <w:spacing w:after="0" w:before="0"/>
-      </w:pPr>
       <w:r>
-        <w:rPr>
-          <w:b w:val="0"/>
-          <w:sz w:val="22"/>
-        </w:rPr>
-        <w:t>(c) New York</w:t>
+        <w:t xml:space="preserve">(b) 27</w:t>
       </w:r>
     </w:p>
     <w:p>
-      <w:pPr>
-        <w:spacing w:after="0" w:before="0"/>
-      </w:pPr>
       <w:r>
-        <w:rPr>
-          <w:b w:val="0"/>
-          <w:sz w:val="22"/>
-        </w:rPr>
-        <w:t>(d) Geneva</w:t>
+        <w:t xml:space="preserve">(c) 20</w:t>
       </w:r>
     </w:p>
     <w:p>
-      <w:pPr>
-        <w:spacing w:after="0" w:before="40"/>
-      </w:pPr>
       <w:r>
-        <w:rPr>
-          <w:b/>
-          <w:sz w:val="22"/>
-        </w:rPr>
-        <w:t>Answer: c</w:t>
+        <w:t xml:space="preserve">(d) 15</w:t>
       </w:r>
     </w:p>
     <w:p>
-      <w:pPr>
-        <w:spacing w:after="0" w:before="0"/>
-      </w:pPr>
       <w:r>
-        <w:rPr>
-          <w:b w:val="0"/>
-          <w:sz w:val="21"/>
-        </w:rPr>
-        <w:t>Solution: UNICEF's headquarters is in New York, USA.</w:t>
+        <w:t xml:space="preserve">Answer: a</w:t>
       </w:r>
     </w:p>
     <w:p>
-      <w:pPr>
-        <w:spacing w:after="0" w:before="0"/>
-      </w:pPr>
       <w:r>
-        <w:rPr>
-          <w:b w:val="0"/>
-          <w:sz w:val="20"/>
-        </w:rPr>
-        <w:t>Positive Marks: 1</w:t>
+        <w:t xml:space="preserve">Solution: Total parts = 3 + 2 = 5. Each part = 45 ÷ 5 = 9. Girls = 2 × 9 = 18.</w:t>
       </w:r>
     </w:p>
     <w:p>
-      <w:pPr>
-        <w:spacing w:after="160" w:before="0"/>
-      </w:pPr>
       <w:r>
-        <w:rPr>
-          <w:b w:val="0"/>
-          <w:sz w:val="20"/>
-        </w:rPr>
-        <w:t>Negative Marks: 0.25</w:t>
+        <w:t xml:space="preserve">Positive Marks: 1</w:t>
       </w:r>
     </w:p>
     <w:p>
-      <w:pPr>
-        <w:spacing w:after="20" w:before="120"/>
-      </w:pPr>
       <w:r>
-        <w:rPr>
-          <w:b/>
-          <w:sz w:val="22"/>
-        </w:rPr>
-        <w:t>Question: ___________ was the first Vice President of India.</w:t>
+        <w:t xml:space="preserve">Negative Marks: 0.25</w:t>
       </w:r>
     </w:p>
     <w:p>
-      <w:pPr>
-        <w:spacing w:after="0" w:before="0"/>
-      </w:pPr>
       <w:r>
-        <w:rPr>
-          <w:b w:val="0"/>
-          <w:sz w:val="22"/>
-        </w:rPr>
-        <w:t>(a) Pandit Jawahar Lal Nehru</w:t>
+        <w:t xml:space="preserve"/>
       </w:r>
     </w:p>
     <w:p>
-      <w:pPr>
-        <w:spacing w:after="0" w:before="0"/>
-      </w:pPr>
       <w:r>
-        <w:rPr>
-          <w:b w:val="0"/>
-          <w:sz w:val="22"/>
-        </w:rPr>
-        <w:t>(b) Dr. Rajendra Prasad</w:t>
+        <w:t xml:space="preserve">Question: The Indian Standard Time (IST) is ahead of Greenwich Mean Time (GMT) by:</w:t>
       </w:r>
     </w:p>
     <w:p>
-      <w:pPr>
-        <w:spacing w:after="0" w:before="0"/>
-      </w:pPr>
       <w:r>
-        <w:rPr>
-          <w:b w:val="0"/>
-          <w:sz w:val="22"/>
-        </w:rPr>
-        <w:t>(c) Dr. S. D. Sharma</w:t>
+        <w:t xml:space="preserve">(a) 5 hours 30 minutes</w:t>
       </w:r>
     </w:p>
     <w:p>
-      <w:pPr>
-        <w:spacing w:after="0" w:before="0"/>
-      </w:pPr>
       <w:r>
-        <w:rPr>
-          <w:b w:val="0"/>
-          <w:sz w:val="22"/>
-        </w:rPr>
-        <w:t>(d) Dr. S. Radhakrishnan</w:t>
+        <w:t xml:space="preserve">(b) 5 hours</w:t>
       </w:r>
     </w:p>
     <w:p>
-      <w:pPr>
-        <w:spacing w:after="0" w:before="40"/>
-      </w:pPr>
       <w:r>
-        <w:rPr>
-          <w:b/>
-          <w:sz w:val="22"/>
-        </w:rPr>
-        <w:t>Answer: d</w:t>
+        <w:t xml:space="preserve">(c) 6 hours</w:t>
       </w:r>
     </w:p>
     <w:p>
-      <w:pPr>
-        <w:spacing w:after="0" w:before="0"/>
-      </w:pPr>
       <w:r>
-        <w:rPr>
-          <w:b w:val="0"/>
-          <w:sz w:val="21"/>
-        </w:rPr>
-        <w:t>Solution: Dr. S. Radhakrishnan was the first Vice President of India (1952-1962).</w:t>
+        <w:t xml:space="preserve">(d) 4 hours 30 minutes</w:t>
       </w:r>
     </w:p>
     <w:p>
-      <w:pPr>
-        <w:spacing w:after="0" w:before="0"/>
-      </w:pPr>
       <w:r>
-        <w:rPr>
-          <w:b w:val="0"/>
-          <w:sz w:val="20"/>
-        </w:rPr>
-        <w:t>Positive Marks: 1</w:t>
+        <w:t xml:space="preserve">Answer: a</w:t>
       </w:r>
     </w:p>
     <w:p>
-      <w:pPr>
-        <w:spacing w:after="160" w:before="0"/>
-      </w:pPr>
       <w:r>
-        <w:rPr>
-          <w:b w:val="0"/>
-          <w:sz w:val="20"/>
-        </w:rPr>
-        <w:t>Negative Marks: 0.25</w:t>
+        <w:t xml:space="preserve">Solution: IST is GMT + 5:30, based on the 82.5°E meridian passing near Mirzapur, Uttar Pradesh.</w:t>
       </w:r>
     </w:p>
     <w:p>
-      <w:pPr>
-        <w:spacing w:after="20" w:before="120"/>
-      </w:pPr>
       <w:r>
-        <w:rPr>
-          <w:b/>
-          <w:sz w:val="22"/>
-        </w:rPr>
-        <w:t>Question: During the COVID-19 pandemic, which statement correctly distinguishes quarantine from isolation?</w:t>
+        <w:t xml:space="preserve">Positive Marks: 1</w:t>
       </w:r>
     </w:p>
     <w:p>
-      <w:pPr>
-        <w:spacing w:after="0" w:before="0"/>
-      </w:pPr>
       <w:r>
-        <w:rPr>
-          <w:b w:val="0"/>
-          <w:sz w:val="22"/>
-        </w:rPr>
-        <w:t>(a) Quarantine is for people who are infected and showing symptoms</w:t>
+        <w:t xml:space="preserve">Negative Marks: 0.25</w:t>
       </w:r>
     </w:p>
     <w:p>
-      <w:pPr>
-        <w:spacing w:after="0" w:before="0"/>
-      </w:pPr>
       <w:r>
-        <w:rPr>
-          <w:b w:val="0"/>
-          <w:sz w:val="22"/>
-        </w:rPr>
-        <w:t>(b) Isolation is for healthy people who have been exposed to an infected person</w:t>
+        <w:t xml:space="preserve"/>
       </w:r>
     </w:p>
     <w:p>
-      <w:pPr>
-        <w:spacing w:after="0" w:before="0"/>
-      </w:pPr>
       <w:r>
-        <w:rPr>
-          <w:b w:val="0"/>
-          <w:sz w:val="22"/>
-        </w:rPr>
-        <w:t>(c) Quarantine is for healthy people exposed to an infected person, while isolation is for people who are infected</w:t>
+        <w:t xml:space="preserve">Question: Which of the following is used to measure the speed of a boat in water?</w:t>
       </w:r>
     </w:p>
     <w:p>
-      <w:pPr>
-        <w:spacing w:after="0" w:before="0"/>
-      </w:pPr>
       <w:r>
-        <w:rPr>
-          <w:b w:val="0"/>
-          <w:sz w:val="22"/>
-        </w:rPr>
-        <w:t>(d) Quarantine and isolation have exactly the same meaning</w:t>
+        <w:t xml:space="preserve">(a) Knot</w:t>
       </w:r>
     </w:p>
     <w:p>
-      <w:pPr>
-        <w:spacing w:after="0" w:before="40"/>
-      </w:pPr>
       <w:r>
-        <w:rPr>
-          <w:b/>
-          <w:sz w:val="22"/>
-        </w:rPr>
-        <w:t>Answer: c</w:t>
+        <w:t xml:space="preserve">(b) Hertz</w:t>
       </w:r>
     </w:p>
     <w:p>
-      <w:pPr>
-        <w:spacing w:after="0" w:before="0"/>
-      </w:pPr>
       <w:r>
-        <w:rPr>
-          <w:b w:val="0"/>
-          <w:sz w:val="21"/>
-        </w:rPr>
-        <w:t>Solution: Quarantine restricts the movement of healthy people who have been exposed to a contagious disease during the incubation period; isolation separates people who are already infected (confirmed or symptomatic) from healthy people.</w:t>
+        <w:t xml:space="preserve">(c) Pascal</w:t>
       </w:r>
     </w:p>
     <w:p>
-      <w:pPr>
-        <w:spacing w:after="0" w:before="0"/>
-      </w:pPr>
       <w:r>
-        <w:rPr>
-          <w:b w:val="0"/>
-          <w:sz w:val="20"/>
-        </w:rPr>
-        <w:t>Positive Marks: 1</w:t>
+        <w:t xml:space="preserve">(d) Decibel</w:t>
       </w:r>
     </w:p>
     <w:p>
-      <w:pPr>
-        <w:spacing w:after="160" w:before="0"/>
-      </w:pPr>
       <w:r>
-        <w:rPr>
-          <w:b w:val="0"/>
-          <w:sz w:val="20"/>
-        </w:rPr>
-        <w:t>Negative Marks: 0.25</w:t>
+        <w:t xml:space="preserve">Answer: a</w:t>
       </w:r>
     </w:p>
     <w:p>
-      <w:pPr>
-        <w:spacing w:after="20" w:before="120"/>
-      </w:pPr>
       <w:r>
-        <w:rPr>
-          <w:b/>
-          <w:sz w:val="22"/>
-        </w:rPr>
-        <w:t>Question: The SI unit of electric current is:</w:t>
+        <w:t xml:space="preserve">Solution: A knot is a unit of speed equal to one nautical mile per hour, used for boats and aircraft. Hertz measures frequency, Pascal measures pressure, and decibel measures sound intensity.</w:t>
       </w:r>
     </w:p>
     <w:p>
-      <w:pPr>
-        <w:spacing w:after="0" w:before="0"/>
-      </w:pPr>
       <w:r>
-        <w:rPr>
-          <w:b w:val="0"/>
-          <w:sz w:val="22"/>
-        </w:rPr>
-        <w:t>(a) Ohm</w:t>
+        <w:t xml:space="preserve">Positive Marks: 1</w:t>
       </w:r>
     </w:p>
     <w:p>
-      <w:pPr>
-        <w:spacing w:after="0" w:before="0"/>
-      </w:pPr>
       <w:r>
-        <w:rPr>
-          <w:b w:val="0"/>
-          <w:sz w:val="22"/>
-        </w:rPr>
-        <w:t>(b) Ampere</w:t>
+        <w:t xml:space="preserve">Negative Marks: 0.25</w:t>
       </w:r>
     </w:p>
     <w:p>
-      <w:pPr>
-        <w:spacing w:after="0" w:before="0"/>
-      </w:pPr>
       <w:r>
-        <w:rPr>
-          <w:b w:val="0"/>
-          <w:sz w:val="22"/>
-        </w:rPr>
-        <w:t>(c) Watt</w:t>
+        <w:t xml:space="preserve"/>
       </w:r>
     </w:p>
     <w:p>
-      <w:pPr>
-        <w:spacing w:after="0" w:before="0"/>
-      </w:pPr>
       <w:r>
-        <w:rPr>
-          <w:b w:val="0"/>
-          <w:sz w:val="22"/>
-        </w:rPr>
-        <w:t>(d) Volt</w:t>
+        <w:t xml:space="preserve">Question: The first Indian woman to climb Mount Everest was:</w:t>
       </w:r>
     </w:p>
     <w:p>
-      <w:pPr>
-        <w:spacing w:after="0" w:before="40"/>
-      </w:pPr>
       <w:r>
-        <w:rPr>
-          <w:b/>
-          <w:sz w:val="22"/>
-        </w:rPr>
-        <w:t>Answer: b</w:t>
+        <w:t xml:space="preserve">(a) Bachendri Pal</w:t>
       </w:r>
     </w:p>
     <w:p>
-      <w:pPr>
-        <w:spacing w:after="0" w:before="0"/>
-      </w:pPr>
       <w:r>
-        <w:rPr>
-          <w:b w:val="0"/>
-          <w:sz w:val="21"/>
-        </w:rPr>
-        <w:t>Solution: The ampere is the SI unit of electric current; volt measures potential difference, ohm resistance, watt power.</w:t>
+        <w:t xml:space="preserve">(b) Santosh Yadav</w:t>
       </w:r>
     </w:p>
     <w:p>
-      <w:pPr>
-        <w:spacing w:after="0" w:before="0"/>
-      </w:pPr>
       <w:r>
-        <w:rPr>
-          <w:b w:val="0"/>
-          <w:sz w:val="20"/>
-        </w:rPr>
-        <w:t>Positive Marks: 1</w:t>
+        <w:t xml:space="preserve">(c) Arunima Sinha</w:t>
       </w:r>
     </w:p>
     <w:p>
-      <w:pPr>
-        <w:spacing w:after="160" w:before="0"/>
-      </w:pPr>
       <w:r>
-        <w:rPr>
-          <w:b w:val="0"/>
-          <w:sz w:val="20"/>
-        </w:rPr>
-        <w:t>Negative Marks: 0.25</w:t>
+        <w:t xml:space="preserve">(d) Premlata Agarwal</w:t>
       </w:r>
     </w:p>
     <w:p>
-      <w:pPr>
-        <w:spacing w:after="20" w:before="120"/>
-      </w:pPr>
       <w:r>
-        <w:rPr>
-          <w:b/>
-          <w:sz w:val="22"/>
-        </w:rPr>
-        <w:t>Question: Doctor : Hospital :: Teacher : ?</w:t>
+        <w:t xml:space="preserve">Answer: a</w:t>
       </w:r>
     </w:p>
     <w:p>
-      <w:pPr>
-        <w:spacing w:after="0" w:before="0"/>
-      </w:pPr>
       <w:r>
-        <w:rPr>
-          <w:b w:val="0"/>
-          <w:sz w:val="22"/>
-        </w:rPr>
-        <w:t>(a) School</w:t>
+        <w:t xml:space="preserve">Solution: Bachendri Pal became the first Indian woman to summit Mount Everest in 1984. Santosh Yadav was the first woman to climb it twice.</w:t>
       </w:r>
     </w:p>
     <w:p>
-      <w:pPr>
-        <w:spacing w:after="0" w:before="0"/>
-      </w:pPr>
       <w:r>
-        <w:rPr>
-          <w:b w:val="0"/>
-          <w:sz w:val="22"/>
-        </w:rPr>
-        <w:t>(b) Home</w:t>
+        <w:t xml:space="preserve">Positive Marks: 1</w:t>
       </w:r>
     </w:p>
     <w:p>
-      <w:pPr>
-        <w:spacing w:after="0" w:before="0"/>
-      </w:pPr>
       <w:r>
-        <w:rPr>
-          <w:b w:val="0"/>
-          <w:sz w:val="22"/>
-        </w:rPr>
-        <w:t>(c) Court</w:t>
+        <w:t xml:space="preserve">Negative Marks: 0.25</w:t>
       </w:r>
     </w:p>
     <w:p>
-      <w:pPr>
-        <w:spacing w:after="0" w:before="0"/>
-      </w:pPr>
       <w:r>
-        <w:rPr>
-          <w:b w:val="0"/>
-          <w:sz w:val="22"/>
-        </w:rPr>
-        <w:t>(d) Library</w:t>
+        <w:t xml:space="preserve"/>
       </w:r>
     </w:p>
     <w:p>
-      <w:pPr>
-        <w:spacing w:after="0" w:before="40"/>
-      </w:pPr>
       <w:r>
-        <w:rPr>
-          <w:b/>
-          <w:sz w:val="22"/>
-        </w:rPr>
-        <w:t>Answer: a</w:t>
+        <w:t xml:space="preserve">Question: A shopkeeper buys an item for ₹800 and sells it for ₹1000. What is the profit percentage?</w:t>
       </w:r>
     </w:p>
     <w:p>
-      <w:pPr>
-        <w:spacing w:after="0" w:before="0"/>
-      </w:pPr>
       <w:r>
-        <w:rPr>
-          <w:b w:val="0"/>
-          <w:sz w:val="21"/>
-        </w:rPr>
-        <w:t>Solution: A doctor works in a hospital; a teacher works in a school.</w:t>
+        <w:t xml:space="preserve">(a) 25%</w:t>
       </w:r>
     </w:p>
     <w:p>
-      <w:pPr>
-        <w:spacing w:after="0" w:before="0"/>
-      </w:pPr>
       <w:r>
-        <w:rPr>
-          <w:b w:val="0"/>
-          <w:sz w:val="20"/>
-        </w:rPr>
-        <w:t>Positive Marks: 1</w:t>
+        <w:t xml:space="preserve">(b) 20%</w:t>
       </w:r>
     </w:p>
     <w:p>
-      <w:pPr>
-        <w:spacing w:after="160" w:before="0"/>
-      </w:pPr>
       <w:r>
-        <w:rPr>
-          <w:b w:val="0"/>
-          <w:sz w:val="20"/>
-        </w:rPr>
-        <w:t>Negative Marks: 0.25</w:t>
+        <w:t xml:space="preserve">(c) 15%</w:t>
       </w:r>
     </w:p>
     <w:p>
-      <w:pPr>
-        <w:spacing w:after="20" w:before="120"/>
-      </w:pPr>
       <w:r>
-        <w:rPr>
-          <w:b/>
-          <w:sz w:val="22"/>
-        </w:rPr>
-        <w:t>Question: Agra : Taj Mahal :: Delhi : ?</w:t>
+        <w:t xml:space="preserve">(d) 30%</w:t>
       </w:r>
     </w:p>
     <w:p>
-      <w:pPr>
-        <w:spacing w:after="0" w:before="0"/>
-      </w:pPr>
       <w:r>
-        <w:rPr>
-          <w:b w:val="0"/>
-          <w:sz w:val="22"/>
-        </w:rPr>
-        <w:t>(a) Gateway of India</w:t>
+        <w:t xml:space="preserve">Answer: a</w:t>
       </w:r>
     </w:p>
     <w:p>
-      <w:pPr>
-        <w:spacing w:after="0" w:before="0"/>
-      </w:pPr>
       <w:r>
-        <w:rPr>
-          <w:b w:val="0"/>
-          <w:sz w:val="22"/>
-        </w:rPr>
-        <w:t>(b) Red Fort</w:t>
+        <w:t xml:space="preserve">Solution: Profit = 1000 − 800 = ₹200. Profit % = (200 ÷ 800) × 100 = 25%.</w:t>
       </w:r>
     </w:p>
     <w:p>
-      <w:pPr>
-        <w:spacing w:after="0" w:before="0"/>
-      </w:pPr>
       <w:r>
-        <w:rPr>
-          <w:b w:val="0"/>
-          <w:sz w:val="22"/>
-        </w:rPr>
-        <w:t>(c) Charminar</w:t>
+        <w:t xml:space="preserve">Positive Marks: 1</w:t>
       </w:r>
     </w:p>
     <w:p>
-      <w:pPr>
-        <w:spacing w:after="0" w:before="0"/>
-      </w:pPr>
       <w:r>
-        <w:rPr>
-          <w:b w:val="0"/>
-          <w:sz w:val="22"/>
-        </w:rPr>
-        <w:t>(d) India Gate</w:t>
+        <w:t xml:space="preserve">Negative Marks: 0.25</w:t>
       </w:r>
     </w:p>
     <w:p>
-      <w:pPr>
-        <w:spacing w:after="0" w:before="40"/>
-      </w:pPr>
       <w:r>
-        <w:rPr>
-          <w:b/>
-          <w:sz w:val="22"/>
-        </w:rPr>
-        <w:t>Answer: b</w:t>
+        <w:t xml:space="preserve"/>
       </w:r>
     </w:p>
     <w:p>
-      <w:pPr>
-        <w:spacing w:after="0" w:before="0"/>
-      </w:pPr>
       <w:r>
-        <w:rPr>
-          <w:b w:val="0"/>
-          <w:sz w:val="21"/>
-        </w:rPr>
-        <w:t>Solution: The Taj Mahal is in Agra; the Red Fort is in Delhi.</w:t>
+        <w:t xml:space="preserve">Question: Which of the following keys is used to delete the character to the left of the cursor?</w:t>
       </w:r>
     </w:p>
     <w:p>
-      <w:pPr>
-        <w:spacing w:after="0" w:before="0"/>
-      </w:pPr>
       <w:r>
-        <w:rPr>
-          <w:b w:val="0"/>
-          <w:sz w:val="20"/>
-        </w:rPr>
-        <w:t>Positive Marks: 1</w:t>
+        <w:t xml:space="preserve">(a) Backspace</w:t>
       </w:r>
     </w:p>
     <w:p>
-      <w:pPr>
-        <w:spacing w:after="160" w:before="0"/>
-      </w:pPr>
       <w:r>
-        <w:rPr>
-          <w:b w:val="0"/>
-          <w:sz w:val="20"/>
-        </w:rPr>
-        <w:t>Negative Marks: 0.25</w:t>
+        <w:t xml:space="preserve">(b) Delete</w:t>
       </w:r>
     </w:p>
     <w:p>
-      <w:pPr>
-        <w:spacing w:after="20" w:before="120"/>
-      </w:pPr>
       <w:r>
-        <w:rPr>
-          <w:b/>
-          <w:sz w:val="22"/>
-        </w:rPr>
-        <w:t>Question: In a row of 40 students, Ravi is 15th from the left. What is his position from the right?</w:t>
+        <w:t xml:space="preserve">(c) Enter</w:t>
       </w:r>
     </w:p>
     <w:p>
-      <w:pPr>
-        <w:spacing w:after="0" w:before="0"/>
-      </w:pPr>
       <w:r>
-        <w:rPr>
-          <w:b w:val="0"/>
-          <w:sz w:val="22"/>
-        </w:rPr>
-        <w:t>(a) 26th</w:t>
+        <w:t xml:space="preserve">(d) Shift</w:t>
       </w:r>
     </w:p>
     <w:p>
-      <w:pPr>
-        <w:spacing w:after="0" w:before="0"/>
-      </w:pPr>
       <w:r>
-        <w:rPr>
-          <w:b w:val="0"/>
-          <w:sz w:val="22"/>
-        </w:rPr>
-        <w:t>(b) 27th</w:t>
+        <w:t xml:space="preserve">Answer: a</w:t>
       </w:r>
     </w:p>
     <w:p>
-      <w:pPr>
-        <w:spacing w:after="0" w:before="0"/>
-      </w:pPr>
       <w:r>
-        <w:rPr>
-          <w:b w:val="0"/>
-          <w:sz w:val="22"/>
-        </w:rPr>
-        <w:t>(c) 24th</w:t>
+        <w:t xml:space="preserve">Solution: The Backspace key deletes the character to the left of the cursor; the Delete key removes the character to the right.</w:t>
       </w:r>
     </w:p>
     <w:p>
-      <w:pPr>
-        <w:spacing w:after="0" w:before="0"/>
-      </w:pPr>
       <w:r>
-        <w:rPr>
-          <w:b w:val="0"/>
-          <w:sz w:val="22"/>
-        </w:rPr>
-        <w:t>(d) 25th</w:t>
+        <w:t xml:space="preserve">Positive Marks: 1</w:t>
       </w:r>
     </w:p>
     <w:p>
-      <w:pPr>
-        <w:spacing w:after="0" w:before="40"/>
-      </w:pPr>
       <w:r>
-        <w:rPr>
-          <w:b/>
-          <w:sz w:val="22"/>
-        </w:rPr>
-        <w:t>Answer: a</w:t>
+        <w:t xml:space="preserve">Negative Marks: 0.25</w:t>
       </w:r>
     </w:p>
     <w:p>
-      <w:pPr>
-        <w:spacing w:after="0" w:before="0"/>
-      </w:pPr>
       <w:r>
-        <w:rPr>
-          <w:b w:val="0"/>
-          <w:sz w:val="21"/>
-        </w:rPr>
-        <w:t>Solution: Position from right = total − position from left + 1 = 40 − 15 + 1 = 26th.</w:t>
+        <w:t xml:space="preserve"/>
       </w:r>
     </w:p>
     <w:p>
-      <w:pPr>
-        <w:spacing w:after="0" w:before="0"/>
-      </w:pPr>
       <w:r>
-        <w:rPr>
-          <w:b w:val="0"/>
-          <w:sz w:val="20"/>
-        </w:rPr>
-        <w:t>Positive Marks: 1</w:t>
+        <w:t xml:space="preserve">Question: The National Song "Vande Mataram" was composed by:</w:t>
       </w:r>
     </w:p>
     <w:p>
-      <w:pPr>
-        <w:spacing w:after="160" w:before="0"/>
-      </w:pPr>
       <w:r>
-        <w:rPr>
-          <w:b w:val="0"/>
-          <w:sz w:val="20"/>
-        </w:rPr>
-        <w:t>Negative Marks: 0.25</w:t>
+        <w:t xml:space="preserve">(a) Bankim Chandra Chatterjee</w:t>
       </w:r>
     </w:p>
     <w:p>
-      <w:pPr>
-        <w:spacing w:after="20" w:before="120"/>
-      </w:pPr>
       <w:r>
-        <w:rPr>
-          <w:b/>
-          <w:sz w:val="22"/>
-        </w:rPr>
-        <w:t>Question: If the day after tomorrow is Monday, what day was yesterday?</w:t>
+        <w:t xml:space="preserve">(b) Rabindranath Tagore</w:t>
       </w:r>
     </w:p>
     <w:p>
-      <w:pPr>
-        <w:spacing w:after="0" w:before="0"/>
-      </w:pPr>
       <w:r>
-        <w:rPr>
-          <w:b w:val="0"/>
-          <w:sz w:val="22"/>
-        </w:rPr>
-        <w:t>(a) Saturday</w:t>
+        <w:t xml:space="preserve">(c) Sarojini Naidu</w:t>
       </w:r>
     </w:p>
     <w:p>
-      <w:pPr>
-        <w:spacing w:after="0" w:before="0"/>
-      </w:pPr>
       <w:r>
-        <w:rPr>
-          <w:b w:val="0"/>
-          <w:sz w:val="22"/>
-        </w:rPr>
-        <w:t>(b) Thursday</w:t>
+        <w:t xml:space="preserve">(d) Subramania Bharati</w:t>
       </w:r>
     </w:p>
     <w:p>
-      <w:pPr>
-        <w:spacing w:after="0" w:before="0"/>
-      </w:pPr>
       <w:r>
-        <w:rPr>
-          <w:b w:val="0"/>
-          <w:sz w:val="22"/>
-        </w:rPr>
-        <w:t>(c) Sunday</w:t>
+        <w:t xml:space="preserve">Answer: a</w:t>
       </w:r>
     </w:p>
     <w:p>
-      <w:pPr>
-        <w:spacing w:after="0" w:before="0"/>
-      </w:pPr>
       <w:r>
-        <w:rPr>
-          <w:b w:val="0"/>
-          <w:sz w:val="22"/>
-        </w:rPr>
-        <w:t>(d) Friday</w:t>
+        <w:t xml:space="preserve">Solution: Bankim Chandra Chatterjee wrote "Vande Mataram" in his novel Anandamath (1882). Rabindranath Tagore wrote "Jana Gana Mana", the national anthem.</w:t>
       </w:r>
     </w:p>
     <w:p>
-      <w:pPr>
-        <w:spacing w:after="0" w:before="40"/>
-      </w:pPr>
       <w:r>
-        <w:rPr>
-          <w:b/>
-          <w:sz w:val="22"/>
-        </w:rPr>
-        <w:t>Answer: d</w:t>
+        <w:t xml:space="preserve">Positive Marks: 1</w:t>
       </w:r>
     </w:p>
     <w:p>
-      <w:pPr>
-        <w:spacing w:after="0" w:before="0"/>
-      </w:pPr>
       <w:r>
-        <w:rPr>
-          <w:b w:val="0"/>
-          <w:sz w:val="21"/>
-        </w:rPr>
-        <w:t>Solution: Day after tomorrow Monday → today Saturday → yesterday Friday.</w:t>
+        <w:t xml:space="preserve">Negative Marks: 0.25</w:t>
       </w:r>
     </w:p>
     <w:p>
-      <w:pPr>
-        <w:spacing w:after="0" w:before="0"/>
-      </w:pPr>
       <w:r>
-        <w:rPr>
-          <w:b w:val="0"/>
-          <w:sz w:val="20"/>
-        </w:rPr>
-        <w:t>Positive Marks: 1</w:t>
+        <w:t xml:space="preserve"/>
       </w:r>
     </w:p>
     <w:p>
-      <w:pPr>
-        <w:spacing w:after="160" w:before="0"/>
-      </w:pPr>
       <w:r>
-        <w:rPr>
-          <w:b w:val="0"/>
-          <w:sz w:val="20"/>
-        </w:rPr>
-        <w:t>Negative Marks: 0.25</w:t>
+        <w:t xml:space="preserve">Question: What is the value of 2^5 (2 raised to the power 5)?</w:t>
+      </w:r>
+    </w:p>
+    <w:p>
+      <w:r>
+        <w:t xml:space="preserve">(a) 32</w:t>
+      </w:r>
+    </w:p>
+    <w:p>
+      <w:r>
+        <w:t xml:space="preserve">(b) 25</w:t>
+      </w:r>
+    </w:p>
+    <w:p>
+      <w:r>
+        <w:t xml:space="preserve">(c) 16</w:t>
+      </w:r>
+    </w:p>
+    <w:p>
+      <w:r>
+        <w:t xml:space="preserve">(d) 64</w:t>
+      </w:r>
+    </w:p>
+    <w:p>
+      <w:r>
+        <w:t xml:space="preserve">Answer: a</w:t>
+      </w:r>
+    </w:p>
+    <w:p>
+      <w:r>
+        <w:t xml:space="preserve">Solution: 2^5 = 2 × 2 × 2 × 2 × 2 = 32.</w:t>
+      </w:r>
+    </w:p>
+    <w:p>
+      <w:r>
+        <w:t xml:space="preserve">Positive Marks: 1</w:t>
+      </w:r>
+    </w:p>
+    <w:p>
+      <w:r>
+        <w:t xml:space="preserve">Negative Marks: 0.25</w:t>
+      </w:r>
+    </w:p>
+    <w:p>
+      <w:r>
+        <w:t xml:space="preserve"/>
+      </w:r>
+    </w:p>
+    <w:p>
+      <w:r>
+        <w:t xml:space="preserve">Question: The Internet Protocol address version currently most widely used is:</w:t>
+      </w:r>
+    </w:p>
+    <w:p>
+      <w:r>
+        <w:t xml:space="preserve">(a) IPv4</w:t>
+      </w:r>
+    </w:p>
+    <w:p>
+      <w:r>
+        <w:t xml:space="preserve">(b) IPv6 is only theoretical</w:t>
+      </w:r>
+    </w:p>
+    <w:p>
+      <w:r>
+        <w:t xml:space="preserve">(c) IPv3</w:t>
+      </w:r>
+    </w:p>
+    <w:p>
+      <w:r>
+        <w:t xml:space="preserve">(d) IPX</w:t>
+      </w:r>
+    </w:p>
+    <w:p>
+      <w:r>
+        <w:t xml:space="preserve">Answer: a</w:t>
+      </w:r>
+    </w:p>
+    <w:p>
+      <w:r>
+        <w:t xml:space="preserve">Solution: IPv4 (32-bit addressing) remains the most widely used IP version, though IPv6 (128-bit) is being adopted as IPv4 addresses are exhausted.</w:t>
+      </w:r>
+    </w:p>
+    <w:p>
+      <w:r>
+        <w:t xml:space="preserve">Positive Marks: 1</w:t>
+      </w:r>
+    </w:p>
+    <w:p>
+      <w:r>
+        <w:t xml:space="preserve">Negative Marks: 0.25</w:t>
       </w:r>
     </w:p>
     <w:sectPr>
       <w:pgSz w:w="12240" w:h="15840"/>
-      <w:pgMar w:top="864" w:right="1008" w:bottom="864" w:left="1008" w:header="720" w:footer="720" w:gutter="0"/>
+      <w:pgMar w:top="1440" w:right="1800" w:bottom="1440" w:left="1800" w:header="720" w:footer="720" w:gutter="0"/>
       <w:cols w:space="720"/>
       <w:docGrid w:linePitch="360"/>
     </w:sectPr>
@@ -2535,10 +1365,6 @@
     <w:name w:val="Normal"/>
     <w:qFormat/>
     <w:rsid w:val="00FC693F"/>
-    <w:rPr>
-      <w:rFonts w:ascii="Calibri" w:hAnsi="Calibri"/>
-      <w:sz w:val="22"/>
-    </w:rPr>
   </w:style>
   <w:style w:type="paragraph" w:styleId="Header">
     <w:name w:val="header"/>
